--- a/FOS12/Orange/Word-Dokumente/01_Orange_Installationsanleitung.docx
+++ b/FOS12/Orange/Word-Dokumente/01_Orange_Installationsanleitung.docx
@@ -31,27 +31,21 @@
       </w:r>
       <w:r>
         <w:rPr/>
-        <w:t xml:space="preserve"> Orange Data Mining | </w:t>
+        <w:t xml:space="preserve"> Orange Data Mining  | </w:t>
       </w:r>
       <w:r>
         <w:rPr>
           <w:b/>
         </w:rPr>
-        <w:t>Betriebssystem:</w:t>
-      </w:r>
-      <w:r>
-        <w:rPr/>
-        <w:t xml:space="preserve"> Windows 10/11 | </w:t>
-      </w:r>
-      <w:r>
-        <w:rPr>
-          <w:b/>
-        </w:rPr>
         <w:t>Stand:</w:t>
       </w:r>
       <w:r>
         <w:rPr/>
-        <w:t xml:space="preserve"> 2025</w:t>
+        <w:t xml:space="preserve"> 202</w:t>
+      </w:r>
+      <w:r>
+        <w:rPr/>
+        <w:t>6</w:t>
       </w:r>
     </w:p>
     <w:p>
@@ -212,6 +206,10 @@
               <w:rPr/>
               <w:t>Betriebssystem</w:t>
             </w:r>
+            <w:r>
+              <w:rPr/>
+              <w:t>e</w:t>
+            </w:r>
           </w:p>
         </w:tc>
         <w:tc>
@@ -232,7 +230,11 @@
             </w:pPr>
             <w:r>
               <w:rPr/>
-              <w:t>Windows 10 (64-Bit) oder Windows 11</w:t>
+              <w:t xml:space="preserve">Windows, </w:t>
+            </w:r>
+            <w:r>
+              <w:rPr/>
+              <w:t>macOS, ...</w:t>
             </w:r>
           </w:p>
         </w:tc>
@@ -1184,7 +1186,19 @@
         <w:rPr>
           <w:b/>
         </w:rPr>
-        <w:t>„Neural Network"</w:t>
+        <w:t>„</w:t>
+      </w:r>
+      <w:r>
+        <w:rPr>
+          <w:b/>
+        </w:rPr>
+        <w:t>Explain</w:t>
+      </w:r>
+      <w:r>
+        <w:rPr>
+          <w:b/>
+        </w:rPr>
+        <w:t>"</w:t>
       </w:r>
       <w:r>
         <w:rPr/>
@@ -1329,7 +1343,7 @@
         <w:rPr>
           <w:b/>
         </w:rPr>
-        <w:t>Orange3-Educational</w:t>
+        <w:t>Educational</w:t>
       </w:r>
       <w:r>
         <w:rPr/>
@@ -1360,7 +1374,7 @@
         <w:rPr>
           <w:b/>
         </w:rPr>
-        <w:t>Orange3-Explain</w:t>
+        <w:t>Explain</w:t>
       </w:r>
       <w:r>
         <w:rPr/>
@@ -1960,79 +1974,6 @@
           </w:p>
         </w:tc>
       </w:tr>
-      <w:tr>
-        <w:trPr/>
-        <w:tc>
-          <w:tcPr>
-            <w:tcW w:w="3212" w:type="dxa"/>
-            <w:tcBorders>
-              <w:start w:val="single" w:sz="4" w:space="0" w:color="000000"/>
-              <w:bottom w:val="single" w:sz="4" w:space="0" w:color="000000"/>
-            </w:tcBorders>
-          </w:tcPr>
-          <w:p>
-            <w:pPr>
-              <w:pStyle w:val="Tabelleninhalt"/>
-              <w:bidi w:val="0"/>
-              <w:jc w:val="start"/>
-              <w:rPr/>
-            </w:pPr>
-            <w:r>
-              <w:rPr>
-                <w:rFonts w:ascii="Liberation Mono" w:hAnsi="Liberation Mono"/>
-              </w:rPr>
-              <w:t>digits</w:t>
-            </w:r>
-            <w:r>
-              <w:rPr/>
-              <w:t xml:space="preserve"> (via Datasets-Widget)</w:t>
-            </w:r>
-          </w:p>
-        </w:tc>
-        <w:tc>
-          <w:tcPr>
-            <w:tcW w:w="3213" w:type="dxa"/>
-            <w:tcBorders>
-              <w:start w:val="single" w:sz="4" w:space="0" w:color="000000"/>
-              <w:bottom w:val="single" w:sz="4" w:space="0" w:color="000000"/>
-            </w:tcBorders>
-          </w:tcPr>
-          <w:p>
-            <w:pPr>
-              <w:pStyle w:val="Tabelleninhalt"/>
-              <w:bidi w:val="0"/>
-              <w:jc w:val="start"/>
-              <w:rPr/>
-            </w:pPr>
-            <w:r>
-              <w:rPr/>
-              <w:t>Klassifikation</w:t>
-            </w:r>
-          </w:p>
-        </w:tc>
-        <w:tc>
-          <w:tcPr>
-            <w:tcW w:w="3213" w:type="dxa"/>
-            <w:tcBorders>
-              <w:start w:val="single" w:sz="4" w:space="0" w:color="000000"/>
-              <w:bottom w:val="single" w:sz="4" w:space="0" w:color="000000"/>
-              <w:end w:val="single" w:sz="4" w:space="0" w:color="000000"/>
-            </w:tcBorders>
-          </w:tcPr>
-          <w:p>
-            <w:pPr>
-              <w:pStyle w:val="Tabelleninhalt"/>
-              <w:bidi w:val="0"/>
-              <w:jc w:val="start"/>
-              <w:rPr/>
-            </w:pPr>
-            <w:r>
-              <w:rPr/>
-              <w:t>Bilderkennung (8×8 Pixel)</w:t>
-            </w:r>
-          </w:p>
-        </w:tc>
-      </w:tr>
     </w:tbl>
     <w:p>
       <w:pPr>
@@ -2525,7 +2466,67 @@
       </w:pPr>
       <w:r>
         <w:rPr/>
-        <w:t>9. Weiterführende Ressourcen</w:t>
+        <w:t xml:space="preserve">8b. Datensatz </w:t>
+      </w:r>
+      <w:r>
+        <w:rPr>
+          <w:rFonts w:ascii="Liberation Mono" w:hAnsi="Liberation Mono"/>
+        </w:rPr>
+        <w:t>digits_8x8.tab</w:t>
+      </w:r>
+      <w:r>
+        <w:rPr/>
+        <w:t xml:space="preserve"> vorbereiten (für Unterrichtseinheit 2)</w:t>
+      </w:r>
+    </w:p>
+    <w:p>
+      <w:pPr>
+        <w:pStyle w:val="BodyText"/>
+        <w:bidi w:val="0"/>
+        <w:jc w:val="start"/>
+        <w:rPr/>
+      </w:pPr>
+      <w:r>
+        <w:rPr/>
+        <w:t>Für das Arbeitsblatt zur Vertiefung (Unterrichtseinheit 2, Abschnitte C und D) wird ein Datensatz mit handgeschriebenen Ziffern benötigt. Dieser liegt nicht direkt in Orange vor und muss einmalig erzeugt und bereitgestellt werden.</w:t>
+      </w:r>
+    </w:p>
+    <w:p>
+      <w:pPr>
+        <w:pStyle w:val="Heading3"/>
+        <w:bidi w:val="0"/>
+        <w:ind w:hanging="0" w:start="0"/>
+        <w:jc w:val="start"/>
+        <w:rPr/>
+      </w:pPr>
+      <w:r>
+        <w:rPr/>
+        <w:t>Voraussetzung</w:t>
+      </w:r>
+    </w:p>
+    <w:p>
+      <w:pPr>
+        <w:pStyle w:val="BodyText"/>
+        <w:bidi w:val="0"/>
+        <w:jc w:val="start"/>
+        <w:rPr/>
+      </w:pPr>
+      <w:r>
+        <w:rPr/>
+        <w:t>Python mit scikit-learn muss auf dem Rechner verfügbar sein. Bei einer bestehenden Orange-Installation ist Python bereits vorhanden. scikit-learn ist ebenfalls Teil der Orange-Umgebung.</w:t>
+      </w:r>
+    </w:p>
+    <w:p>
+      <w:pPr>
+        <w:pStyle w:val="Heading3"/>
+        <w:bidi w:val="0"/>
+        <w:ind w:hanging="0" w:start="0"/>
+        <w:jc w:val="start"/>
+        <w:rPr/>
+      </w:pPr>
+      <w:r>
+        <w:rPr/>
+        <w:t>Skript ausführen</w:t>
       </w:r>
     </w:p>
     <w:p>
@@ -2534,6 +2535,381 @@
         <w:numPr>
           <w:ilvl w:val="0"/>
           <w:numId w:val="9"/>
+        </w:numPr>
+        <w:tabs>
+          <w:tab w:val="clear" w:pos="709"/>
+          <w:tab w:val="left" w:pos="709" w:leader="none"/>
+        </w:tabs>
+        <w:bidi w:val="0"/>
+        <w:ind w:hanging="283" w:start="709"/>
+        <w:jc w:val="start"/>
+        <w:rPr/>
+      </w:pPr>
+      <w:r>
+        <w:rPr/>
+        <w:t xml:space="preserve">Öffnen Sie die </w:t>
+      </w:r>
+      <w:r>
+        <w:rPr>
+          <w:b/>
+        </w:rPr>
+        <w:t>Eingabeaufforderung</w:t>
+      </w:r>
+      <w:r>
+        <w:rPr/>
+        <w:t xml:space="preserve"> (cmd) oder </w:t>
+      </w:r>
+      <w:r>
+        <w:rPr>
+          <w:b/>
+        </w:rPr>
+        <w:t>PowerShell</w:t>
+      </w:r>
+      <w:r>
+        <w:rPr/>
+        <w:t xml:space="preserve"> und navigieren Sie in einen geeigneten Ordner, z. B.:</w:t>
+      </w:r>
+    </w:p>
+    <w:p>
+      <w:pPr>
+        <w:pStyle w:val="VorformatierterText"/>
+        <w:numPr>
+          <w:ilvl w:val="0"/>
+          <w:numId w:val="0"/>
+        </w:numPr>
+        <w:shd w:fill="E1E1E1" w:val="clear"/>
+        <w:bidi w:val="0"/>
+        <w:spacing w:before="0" w:after="283"/>
+        <w:ind w:hanging="0" w:start="0"/>
+        <w:jc w:val="start"/>
+        <w:rPr/>
+      </w:pPr>
+      <w:r>
+        <w:rPr/>
+        <w:t>cd C:\Users\&lt;IhrName&gt;\Desktop</w:t>
+      </w:r>
+    </w:p>
+    <w:p>
+      <w:pPr>
+        <w:pStyle w:val="BodyText"/>
+        <w:numPr>
+          <w:ilvl w:val="0"/>
+          <w:numId w:val="9"/>
+        </w:numPr>
+        <w:tabs>
+          <w:tab w:val="clear" w:pos="709"/>
+          <w:tab w:val="left" w:pos="709" w:leader="none"/>
+        </w:tabs>
+        <w:bidi w:val="0"/>
+        <w:ind w:hanging="283" w:start="709"/>
+        <w:jc w:val="start"/>
+        <w:rPr/>
+      </w:pPr>
+      <w:r>
+        <w:rPr/>
+        <w:t xml:space="preserve">Speichern Sie folgendes Skript als </w:t>
+      </w:r>
+      <w:r>
+        <w:rPr>
+          <w:rFonts w:ascii="Liberation Mono" w:hAnsi="Liberation Mono"/>
+        </w:rPr>
+        <w:t>make_digits.py</w:t>
+      </w:r>
+      <w:r>
+        <w:rPr/>
+        <w:t xml:space="preserve"> und führen Sie es aus:</w:t>
+      </w:r>
+    </w:p>
+    <w:p>
+      <w:pPr>
+        <w:pStyle w:val="VorformatierterText"/>
+        <w:numPr>
+          <w:ilvl w:val="0"/>
+          <w:numId w:val="0"/>
+        </w:numPr>
+        <w:shd w:fill="E1E1E1" w:val="clear"/>
+        <w:bidi w:val="0"/>
+        <w:spacing w:before="0" w:after="283"/>
+        <w:ind w:hanging="0" w:start="0"/>
+        <w:jc w:val="start"/>
+        <w:rPr/>
+      </w:pPr>
+      <w:r>
+        <w:rPr/>
+        <w:t>"%LOCALAPPDATA%\Orange3\python.exe" make_digits.py</w:t>
+      </w:r>
+    </w:p>
+    <w:p>
+      <w:pPr>
+        <w:pStyle w:val="BodyText"/>
+        <w:numPr>
+          <w:ilvl w:val="0"/>
+          <w:numId w:val="0"/>
+        </w:numPr>
+        <w:bidi w:val="0"/>
+        <w:ind w:hanging="0" w:start="0"/>
+        <w:jc w:val="start"/>
+        <w:rPr/>
+      </w:pPr>
+      <w:r>
+        <w:rPr/>
+        <w:t xml:space="preserve">Inhalt von </w:t>
+      </w:r>
+      <w:r>
+        <w:rPr>
+          <w:rFonts w:ascii="Liberation Mono" w:hAnsi="Liberation Mono"/>
+        </w:rPr>
+        <w:t>make_digits.py</w:t>
+      </w:r>
+      <w:r>
+        <w:rPr/>
+        <w:t>:</w:t>
+      </w:r>
+    </w:p>
+    <w:p>
+      <w:pPr>
+        <w:pStyle w:val="VorformatierterText"/>
+        <w:numPr>
+          <w:ilvl w:val="0"/>
+          <w:numId w:val="0"/>
+        </w:numPr>
+        <w:shd w:fill="E1E1E1" w:val="clear"/>
+        <w:bidi w:val="0"/>
+        <w:spacing w:before="0" w:after="283"/>
+        <w:ind w:hanging="0" w:start="0"/>
+        <w:jc w:val="start"/>
+        <w:rPr/>
+      </w:pPr>
+      <w:r>
+        <w:rPr/>
+        <w:t>from sklearn.datasets import load_digits</w:t>
+        <w:br/>
+        <w:t>import pandas as pd</w:t>
+        <w:br/>
+        <w:br/>
+        <w:t>digits = load_digits()</w:t>
+        <w:br/>
+        <w:br/>
+        <w:t>col_names = [f"pixel_{i}" for i in range(64)] + ["digit"]</w:t>
+        <w:br/>
+        <w:t>types     = ["continuous"] * 64 + ["discrete"]</w:t>
+        <w:br/>
+        <w:t>roles     = ["feature"]    * 64 + ["class"]</w:t>
+        <w:br/>
+        <w:br/>
+        <w:t>df = pd.DataFrame(digits.data, columns=col_names[:64])</w:t>
+        <w:br/>
+        <w:t>df["digit"] = digits.target.astype(str)</w:t>
+        <w:br/>
+        <w:br/>
+        <w:t># Orange .tab-Format: drei Kopfzeilen (Name / Typ / Rolle)</w:t>
+        <w:br/>
+        <w:t>with open("digits_8x8.tab", "w", encoding="utf-8") as f:</w:t>
+        <w:br/>
+        <w:t xml:space="preserve">    f.write("\t".join(col_names) + "\n")</w:t>
+        <w:br/>
+        <w:t xml:space="preserve">    f.write("\t".join(types)     + "\n")</w:t>
+        <w:br/>
+        <w:t xml:space="preserve">    f.write("\t".join(roles)     + "\n")</w:t>
+        <w:br/>
+        <w:t xml:space="preserve">    df.to_csv(f, sep="\t", index=False, header=False)</w:t>
+        <w:br/>
+        <w:br/>
+        <w:t>print(f"Fertig: {len(df)} Instanzen, Ziel: digit")</w:t>
+      </w:r>
+    </w:p>
+    <w:p>
+      <w:pPr>
+        <w:pStyle w:val="BodyText"/>
+        <w:numPr>
+          <w:ilvl w:val="0"/>
+          <w:numId w:val="9"/>
+        </w:numPr>
+        <w:tabs>
+          <w:tab w:val="clear" w:pos="709"/>
+          <w:tab w:val="left" w:pos="709" w:leader="none"/>
+        </w:tabs>
+        <w:bidi w:val="0"/>
+        <w:ind w:hanging="283" w:start="709"/>
+        <w:jc w:val="start"/>
+        <w:rPr/>
+      </w:pPr>
+      <w:r>
+        <w:rPr/>
+        <w:t xml:space="preserve">Die Datei </w:t>
+      </w:r>
+      <w:r>
+        <w:rPr>
+          <w:rFonts w:ascii="Liberation Mono" w:hAnsi="Liberation Mono"/>
+        </w:rPr>
+        <w:t>digits_8x8.tab</w:t>
+      </w:r>
+      <w:r>
+        <w:rPr/>
+        <w:t xml:space="preserve"> befindet sich nun im aktuellen Ordner.</w:t>
+      </w:r>
+    </w:p>
+    <w:p>
+      <w:pPr>
+        <w:pStyle w:val="Heading3"/>
+        <w:numPr>
+          <w:ilvl w:val="0"/>
+          <w:numId w:val="0"/>
+        </w:numPr>
+        <w:bidi w:val="0"/>
+        <w:ind w:hanging="0" w:start="0"/>
+        <w:jc w:val="start"/>
+        <w:rPr/>
+      </w:pPr>
+      <w:r>
+        <w:rPr/>
+        <w:t>Datei bereitstellen</w:t>
+      </w:r>
+    </w:p>
+    <w:p>
+      <w:pPr>
+        <w:pStyle w:val="BodyText"/>
+        <w:bidi w:val="0"/>
+        <w:jc w:val="start"/>
+        <w:rPr/>
+      </w:pPr>
+      <w:r>
+        <w:rPr/>
+        <w:t xml:space="preserve">Verteilen Sie </w:t>
+      </w:r>
+      <w:r>
+        <w:rPr>
+          <w:rFonts w:ascii="Liberation Mono" w:hAnsi="Liberation Mono"/>
+        </w:rPr>
+        <w:t>digits_8x8.tab</w:t>
+      </w:r>
+      <w:r>
+        <w:rPr/>
+        <w:t xml:space="preserve"> an die SuS, z. B. über:</w:t>
+      </w:r>
+    </w:p>
+    <w:p>
+      <w:pPr>
+        <w:pStyle w:val="BodyText"/>
+        <w:numPr>
+          <w:ilvl w:val="0"/>
+          <w:numId w:val="10"/>
+        </w:numPr>
+        <w:tabs>
+          <w:tab w:val="clear" w:pos="709"/>
+          <w:tab w:val="left" w:pos="709" w:leader="none"/>
+        </w:tabs>
+        <w:bidi w:val="0"/>
+        <w:ind w:hanging="283" w:start="709"/>
+        <w:jc w:val="start"/>
+        <w:rPr/>
+      </w:pPr>
+      <w:r>
+        <w:rPr/>
+        <w:t>Freigegebenen Netzwerkordner</w:t>
+      </w:r>
+    </w:p>
+    <w:p>
+      <w:pPr>
+        <w:pStyle w:val="BodyText"/>
+        <w:numPr>
+          <w:ilvl w:val="0"/>
+          <w:numId w:val="10"/>
+        </w:numPr>
+        <w:tabs>
+          <w:tab w:val="clear" w:pos="709"/>
+          <w:tab w:val="left" w:pos="709" w:leader="none"/>
+        </w:tabs>
+        <w:bidi w:val="0"/>
+        <w:ind w:hanging="283" w:start="709"/>
+        <w:jc w:val="start"/>
+        <w:rPr/>
+      </w:pPr>
+      <w:r>
+        <w:rPr/>
+        <w:t>Moodle-Kurs (als Dateidownload)</w:t>
+      </w:r>
+    </w:p>
+    <w:p>
+      <w:pPr>
+        <w:pStyle w:val="BodyText"/>
+        <w:numPr>
+          <w:ilvl w:val="0"/>
+          <w:numId w:val="10"/>
+        </w:numPr>
+        <w:tabs>
+          <w:tab w:val="clear" w:pos="709"/>
+          <w:tab w:val="left" w:pos="709" w:leader="none"/>
+        </w:tabs>
+        <w:bidi w:val="0"/>
+        <w:ind w:hanging="283" w:start="709"/>
+        <w:jc w:val="start"/>
+        <w:rPr/>
+      </w:pPr>
+      <w:r>
+        <w:rPr/>
+        <w:t>USB-Stick</w:t>
+      </w:r>
+    </w:p>
+    <w:p>
+      <w:pPr>
+        <w:pStyle w:val="BodyText"/>
+        <w:bidi w:val="0"/>
+        <w:jc w:val="start"/>
+        <w:rPr/>
+      </w:pPr>
+      <w:r>
+        <w:rPr/>
+        <w:t xml:space="preserve">Die SuS laden die Datei in Orange über das </w:t>
+      </w:r>
+      <w:r>
+        <w:rPr>
+          <w:b/>
+        </w:rPr>
+        <w:t>File-Widget</w:t>
+      </w:r>
+      <w:r>
+        <w:rPr/>
+        <w:t xml:space="preserve"> → Ordner-Symbol → Datei auswählen. Orange erkennt das </w:t>
+      </w:r>
+      <w:r>
+        <w:rPr>
+          <w:rFonts w:ascii="Liberation Mono" w:hAnsi="Liberation Mono"/>
+        </w:rPr>
+        <w:t>.tab</w:t>
+      </w:r>
+      <w:r>
+        <w:rPr/>
+        <w:t xml:space="preserve">-Format direkt; die Zielspalte </w:t>
+      </w:r>
+      <w:r>
+        <w:rPr>
+          <w:rFonts w:ascii="Liberation Mono" w:hAnsi="Liberation Mono"/>
+        </w:rPr>
+        <w:t>digit</w:t>
+      </w:r>
+      <w:r>
+        <w:rPr/>
+        <w:t xml:space="preserve"> wird automatisch als kategorische Variable erkannt.</w:t>
+      </w:r>
+    </w:p>
+    <w:p>
+      <w:pPr>
+        <w:pStyle w:val="HorizontaleLinie"/>
+        <w:bidi w:val="0"/>
+        <w:jc w:val="start"/>
+        <w:rPr/>
+      </w:pPr>
+      <w:r>
+        <w:rPr/>
+      </w:r>
+    </w:p>
+    <w:p>
+      <w:pPr>
+        <w:pStyle w:val="BodyText"/>
+        <w:numPr>
+          <w:ilvl w:val="0"/>
+          <w:numId w:val="11"/>
         </w:numPr>
         <w:tabs>
           <w:tab w:val="clear" w:pos="709"/>
@@ -2568,7 +2944,7 @@
         <w:pStyle w:val="BodyText"/>
         <w:numPr>
           <w:ilvl w:val="0"/>
-          <w:numId w:val="9"/>
+          <w:numId w:val="11"/>
         </w:numPr>
         <w:tabs>
           <w:tab w:val="clear" w:pos="709"/>
@@ -2595,7 +2971,7 @@
         <w:pStyle w:val="BodyText"/>
         <w:numPr>
           <w:ilvl w:val="0"/>
-          <w:numId w:val="9"/>
+          <w:numId w:val="11"/>
         </w:numPr>
         <w:tabs>
           <w:tab w:val="clear" w:pos="709"/>
@@ -2634,7 +3010,7 @@
         <w:pStyle w:val="BodyText"/>
         <w:numPr>
           <w:ilvl w:val="0"/>
-          <w:numId w:val="9"/>
+          <w:numId w:val="11"/>
         </w:numPr>
         <w:tabs>
           <w:tab w:val="clear" w:pos="709"/>
@@ -3739,6 +4115,262 @@
     </w:lvl>
   </w:abstractNum>
   <w:abstractNum w:abstractNumId="9">
+    <w:lvl w:ilvl="0">
+      <w:start w:val="1"/>
+      <w:numFmt w:val="decimal"/>
+      <w:lvlText w:val="%1."/>
+      <w:lvlJc w:val="start"/>
+      <w:pPr>
+        <w:tabs>
+          <w:tab w:val="num" w:pos="709"/>
+        </w:tabs>
+        <w:ind w:start="709" w:hanging="283"/>
+      </w:pPr>
+      <w:rPr/>
+    </w:lvl>
+    <w:lvl w:ilvl="1">
+      <w:start w:val="1"/>
+      <w:numFmt w:val="decimal"/>
+      <w:lvlText w:val="%2."/>
+      <w:lvlJc w:val="start"/>
+      <w:pPr>
+        <w:tabs>
+          <w:tab w:val="num" w:pos="1418"/>
+        </w:tabs>
+        <w:ind w:start="1418" w:hanging="283"/>
+      </w:pPr>
+      <w:rPr/>
+    </w:lvl>
+    <w:lvl w:ilvl="2">
+      <w:start w:val="1"/>
+      <w:numFmt w:val="decimal"/>
+      <w:lvlText w:val="%3."/>
+      <w:lvlJc w:val="start"/>
+      <w:pPr>
+        <w:tabs>
+          <w:tab w:val="num" w:pos="2127"/>
+        </w:tabs>
+        <w:ind w:start="2127" w:hanging="283"/>
+      </w:pPr>
+      <w:rPr/>
+    </w:lvl>
+    <w:lvl w:ilvl="3">
+      <w:start w:val="1"/>
+      <w:numFmt w:val="decimal"/>
+      <w:lvlText w:val="%4."/>
+      <w:lvlJc w:val="start"/>
+      <w:pPr>
+        <w:tabs>
+          <w:tab w:val="num" w:pos="2836"/>
+        </w:tabs>
+        <w:ind w:start="2836" w:hanging="283"/>
+      </w:pPr>
+      <w:rPr/>
+    </w:lvl>
+    <w:lvl w:ilvl="4">
+      <w:start w:val="1"/>
+      <w:numFmt w:val="decimal"/>
+      <w:lvlText w:val="%5."/>
+      <w:lvlJc w:val="start"/>
+      <w:pPr>
+        <w:tabs>
+          <w:tab w:val="num" w:pos="3545"/>
+        </w:tabs>
+        <w:ind w:start="3545" w:hanging="283"/>
+      </w:pPr>
+      <w:rPr/>
+    </w:lvl>
+    <w:lvl w:ilvl="5">
+      <w:start w:val="1"/>
+      <w:numFmt w:val="decimal"/>
+      <w:lvlText w:val="%6."/>
+      <w:lvlJc w:val="start"/>
+      <w:pPr>
+        <w:tabs>
+          <w:tab w:val="num" w:pos="4254"/>
+        </w:tabs>
+        <w:ind w:start="4254" w:hanging="283"/>
+      </w:pPr>
+      <w:rPr/>
+    </w:lvl>
+    <w:lvl w:ilvl="6">
+      <w:start w:val="1"/>
+      <w:numFmt w:val="decimal"/>
+      <w:lvlText w:val="%7."/>
+      <w:lvlJc w:val="start"/>
+      <w:pPr>
+        <w:tabs>
+          <w:tab w:val="num" w:pos="4963"/>
+        </w:tabs>
+        <w:ind w:start="4963" w:hanging="283"/>
+      </w:pPr>
+      <w:rPr/>
+    </w:lvl>
+    <w:lvl w:ilvl="7">
+      <w:start w:val="1"/>
+      <w:numFmt w:val="decimal"/>
+      <w:lvlText w:val="%8."/>
+      <w:lvlJc w:val="start"/>
+      <w:pPr>
+        <w:tabs>
+          <w:tab w:val="num" w:pos="5672"/>
+        </w:tabs>
+        <w:ind w:start="5672" w:hanging="283"/>
+      </w:pPr>
+      <w:rPr/>
+    </w:lvl>
+    <w:lvl w:ilvl="8">
+      <w:start w:val="1"/>
+      <w:numFmt w:val="decimal"/>
+      <w:lvlText w:val="%9."/>
+      <w:lvlJc w:val="start"/>
+      <w:pPr>
+        <w:tabs>
+          <w:tab w:val="num" w:pos="6381"/>
+        </w:tabs>
+        <w:ind w:start="6381" w:hanging="283"/>
+      </w:pPr>
+      <w:rPr/>
+    </w:lvl>
+  </w:abstractNum>
+  <w:abstractNum w:abstractNumId="10">
+    <w:lvl w:ilvl="0">
+      <w:start w:val="1"/>
+      <w:numFmt w:val="bullet"/>
+      <w:lvlText w:val=""/>
+      <w:lvlJc w:val="start"/>
+      <w:pPr>
+        <w:tabs>
+          <w:tab w:val="num" w:pos="709"/>
+        </w:tabs>
+        <w:ind w:start="709" w:hanging="283"/>
+      </w:pPr>
+      <w:rPr>
+        <w:rFonts w:ascii="Symbol" w:hAnsi="Symbol" w:cs="Symbol" w:hint="default"/>
+      </w:rPr>
+    </w:lvl>
+    <w:lvl w:ilvl="1">
+      <w:start w:val="1"/>
+      <w:numFmt w:val="bullet"/>
+      <w:lvlText w:val=""/>
+      <w:lvlJc w:val="start"/>
+      <w:pPr>
+        <w:tabs>
+          <w:tab w:val="num" w:pos="1418"/>
+        </w:tabs>
+        <w:ind w:start="1418" w:hanging="283"/>
+      </w:pPr>
+      <w:rPr>
+        <w:rFonts w:ascii="Symbol" w:hAnsi="Symbol" w:cs="Symbol" w:hint="default"/>
+      </w:rPr>
+    </w:lvl>
+    <w:lvl w:ilvl="2">
+      <w:start w:val="1"/>
+      <w:numFmt w:val="bullet"/>
+      <w:lvlText w:val=""/>
+      <w:lvlJc w:val="start"/>
+      <w:pPr>
+        <w:tabs>
+          <w:tab w:val="num" w:pos="2127"/>
+        </w:tabs>
+        <w:ind w:start="2127" w:hanging="283"/>
+      </w:pPr>
+      <w:rPr>
+        <w:rFonts w:ascii="Symbol" w:hAnsi="Symbol" w:cs="Symbol" w:hint="default"/>
+      </w:rPr>
+    </w:lvl>
+    <w:lvl w:ilvl="3">
+      <w:start w:val="1"/>
+      <w:numFmt w:val="bullet"/>
+      <w:lvlText w:val=""/>
+      <w:lvlJc w:val="start"/>
+      <w:pPr>
+        <w:tabs>
+          <w:tab w:val="num" w:pos="2836"/>
+        </w:tabs>
+        <w:ind w:start="2836" w:hanging="283"/>
+      </w:pPr>
+      <w:rPr>
+        <w:rFonts w:ascii="Symbol" w:hAnsi="Symbol" w:cs="Symbol" w:hint="default"/>
+      </w:rPr>
+    </w:lvl>
+    <w:lvl w:ilvl="4">
+      <w:start w:val="1"/>
+      <w:numFmt w:val="bullet"/>
+      <w:lvlText w:val=""/>
+      <w:lvlJc w:val="start"/>
+      <w:pPr>
+        <w:tabs>
+          <w:tab w:val="num" w:pos="3545"/>
+        </w:tabs>
+        <w:ind w:start="3545" w:hanging="283"/>
+      </w:pPr>
+      <w:rPr>
+        <w:rFonts w:ascii="Symbol" w:hAnsi="Symbol" w:cs="Symbol" w:hint="default"/>
+      </w:rPr>
+    </w:lvl>
+    <w:lvl w:ilvl="5">
+      <w:start w:val="1"/>
+      <w:numFmt w:val="bullet"/>
+      <w:lvlText w:val=""/>
+      <w:lvlJc w:val="start"/>
+      <w:pPr>
+        <w:tabs>
+          <w:tab w:val="num" w:pos="4254"/>
+        </w:tabs>
+        <w:ind w:start="4254" w:hanging="283"/>
+      </w:pPr>
+      <w:rPr>
+        <w:rFonts w:ascii="Symbol" w:hAnsi="Symbol" w:cs="Symbol" w:hint="default"/>
+      </w:rPr>
+    </w:lvl>
+    <w:lvl w:ilvl="6">
+      <w:start w:val="1"/>
+      <w:numFmt w:val="bullet"/>
+      <w:lvlText w:val=""/>
+      <w:lvlJc w:val="start"/>
+      <w:pPr>
+        <w:tabs>
+          <w:tab w:val="num" w:pos="4963"/>
+        </w:tabs>
+        <w:ind w:start="4963" w:hanging="283"/>
+      </w:pPr>
+      <w:rPr>
+        <w:rFonts w:ascii="Symbol" w:hAnsi="Symbol" w:cs="Symbol" w:hint="default"/>
+      </w:rPr>
+    </w:lvl>
+    <w:lvl w:ilvl="7">
+      <w:start w:val="1"/>
+      <w:numFmt w:val="bullet"/>
+      <w:lvlText w:val=""/>
+      <w:lvlJc w:val="start"/>
+      <w:pPr>
+        <w:tabs>
+          <w:tab w:val="num" w:pos="5672"/>
+        </w:tabs>
+        <w:ind w:start="5672" w:hanging="283"/>
+      </w:pPr>
+      <w:rPr>
+        <w:rFonts w:ascii="Symbol" w:hAnsi="Symbol" w:cs="Symbol" w:hint="default"/>
+      </w:rPr>
+    </w:lvl>
+    <w:lvl w:ilvl="8">
+      <w:start w:val="1"/>
+      <w:numFmt w:val="bullet"/>
+      <w:lvlText w:val=""/>
+      <w:lvlJc w:val="start"/>
+      <w:pPr>
+        <w:tabs>
+          <w:tab w:val="num" w:pos="6381"/>
+        </w:tabs>
+        <w:ind w:start="6381" w:hanging="283"/>
+      </w:pPr>
+      <w:rPr>
+        <w:rFonts w:ascii="Symbol" w:hAnsi="Symbol" w:cs="Symbol" w:hint="default"/>
+      </w:rPr>
+    </w:lvl>
+  </w:abstractNum>
+  <w:abstractNum w:abstractNumId="11">
     <w:lvl w:ilvl="0">
       <w:start w:val="1"/>
       <w:numFmt w:val="bullet"/>
@@ -3901,6 +4533,12 @@
   </w:num>
   <w:num w:numId="9">
     <w:abstractNumId w:val="9"/>
+  </w:num>
+  <w:num w:numId="10">
+    <w:abstractNumId w:val="10"/>
+  </w:num>
+  <w:num w:numId="11">
+    <w:abstractNumId w:val="11"/>
   </w:num>
 </w:numbering>
 </file>
@@ -4014,6 +4652,13 @@
     <w:qFormat/>
     <w:rPr>
       <w:rFonts w:ascii="OpenSymbol" w:hAnsi="OpenSymbol" w:eastAsia="OpenSymbol" w:cs="OpenSymbol"/>
+    </w:rPr>
+  </w:style>
+  <w:style w:type="character" w:styleId="FollowedHyperlink">
+    <w:name w:val="FollowedHyperlink"/>
+    <w:rPr>
+      <w:color w:val="800000"/>
+      <w:u w:val="single"/>
     </w:rPr>
   </w:style>
   <w:style w:type="paragraph" w:styleId="berschrift">

--- a/FOS12/Orange/Word-Dokumente/01_Orange_Installationsanleitung.docx
+++ b/FOS12/Orange/Word-Dokumente/01_Orange_Installationsanleitung.docx
@@ -170,15 +170,7 @@
               <w:pStyle w:val="Tabelleninhalt"/>
             </w:pPr>
             <w:r>
-              <w:t xml:space="preserve">Windows, </w:t>
-            </w:r>
-            <w:proofErr w:type="spellStart"/>
-            <w:r>
-              <w:t>macOS</w:t>
-            </w:r>
-            <w:proofErr w:type="spellEnd"/>
-            <w:r>
-              <w:t>, ...</w:t>
+              <w:t>Windows, macOS, ...</w:t>
             </w:r>
           </w:p>
         </w:tc>
@@ -289,15 +281,7 @@
               <w:pStyle w:val="Tabelleninhalt"/>
             </w:pPr>
             <w:r>
-              <w:t>für Installation und Add-</w:t>
-            </w:r>
-            <w:proofErr w:type="spellStart"/>
-            <w:r>
-              <w:t>ons</w:t>
-            </w:r>
-            <w:proofErr w:type="spellEnd"/>
-            <w:r>
-              <w:t xml:space="preserve"> erforderlich</w:t>
+              <w:t>für Installation und Add-ons erforderlich</w:t>
             </w:r>
           </w:p>
         </w:tc>
@@ -591,49 +575,7 @@
         <w:rPr>
           <w:b/>
         </w:rPr>
-        <w:t>„</w:t>
-      </w:r>
-      <w:proofErr w:type="spellStart"/>
-      <w:r>
-        <w:rPr>
-          <w:b/>
-        </w:rPr>
-        <w:t>Install</w:t>
-      </w:r>
-      <w:proofErr w:type="spellEnd"/>
-      <w:r>
-        <w:rPr>
-          <w:b/>
-        </w:rPr>
-        <w:t xml:space="preserve"> </w:t>
-      </w:r>
-      <w:proofErr w:type="spellStart"/>
-      <w:r>
-        <w:rPr>
-          <w:b/>
-        </w:rPr>
-        <w:t>for</w:t>
-      </w:r>
-      <w:proofErr w:type="spellEnd"/>
-      <w:r>
-        <w:rPr>
-          <w:b/>
-        </w:rPr>
-        <w:t xml:space="preserve"> all </w:t>
-      </w:r>
-      <w:proofErr w:type="spellStart"/>
-      <w:r>
-        <w:rPr>
-          <w:b/>
-        </w:rPr>
-        <w:t>users</w:t>
-      </w:r>
-      <w:proofErr w:type="spellEnd"/>
-      <w:r>
-        <w:rPr>
-          <w:b/>
-        </w:rPr>
-        <w:t>"</w:t>
+        <w:t>„Install for all users"</w:t>
       </w:r>
       <w:r>
         <w:t xml:space="preserve"> (empfohlen an Schulrechnern, falls Admin-Rechte vorhanden)</w:t>
@@ -657,21 +599,7 @@
         <w:rPr>
           <w:b/>
         </w:rPr>
-        <w:t>„</w:t>
-      </w:r>
-      <w:proofErr w:type="spellStart"/>
-      <w:r>
-        <w:rPr>
-          <w:b/>
-        </w:rPr>
-        <w:t>Install</w:t>
-      </w:r>
-      <w:proofErr w:type="spellEnd"/>
-      <w:r>
-        <w:rPr>
-          <w:b/>
-        </w:rPr>
-        <w:t>"</w:t>
+        <w:t>„Install"</w:t>
       </w:r>
       <w:r>
         <w:t xml:space="preserve"> und warten Sie ca. 3–5 Minuten.</w:t>
@@ -792,35 +720,7 @@
         <w:rPr>
           <w:lang w:val="fr-FR"/>
         </w:rPr>
-        <w:t xml:space="preserve">4. Installation </w:t>
-      </w:r>
-      <w:proofErr w:type="spellStart"/>
-      <w:r>
-        <w:rPr>
-          <w:lang w:val="fr-FR"/>
-        </w:rPr>
-        <w:t>ohne</w:t>
-      </w:r>
-      <w:proofErr w:type="spellEnd"/>
-      <w:r>
-        <w:rPr>
-          <w:lang w:val="fr-FR"/>
-        </w:rPr>
-        <w:t xml:space="preserve"> </w:t>
-      </w:r>
-      <w:proofErr w:type="spellStart"/>
-      <w:r>
-        <w:rPr>
-          <w:lang w:val="fr-FR"/>
-        </w:rPr>
-        <w:t>Administratorrechte</w:t>
-      </w:r>
-      <w:proofErr w:type="spellEnd"/>
-      <w:r>
-        <w:rPr>
-          <w:lang w:val="fr-FR"/>
-        </w:rPr>
-        <w:t xml:space="preserve"> (Portable-Variante)</w:t>
+        <w:t>4. Installation ohne Administratorrechte (Portable-Variante)</w:t>
       </w:r>
     </w:p>
     <w:p>
@@ -845,19 +745,11 @@
       <w:r>
         <w:t xml:space="preserve">Laden Sie den </w:t>
       </w:r>
-      <w:proofErr w:type="spellStart"/>
       <w:r>
         <w:rPr>
           <w:b/>
         </w:rPr>
-        <w:t>Miniconda</w:t>
-      </w:r>
-      <w:proofErr w:type="spellEnd"/>
-      <w:r>
-        <w:rPr>
-          <w:b/>
-        </w:rPr>
-        <w:t>-Installer</w:t>
+        <w:t>Miniconda-Installer</w:t>
       </w:r>
       <w:r>
         <w:t xml:space="preserve"> herunter: </w:t>
@@ -883,49 +775,13 @@
         </w:tabs>
       </w:pPr>
       <w:r>
-        <w:t xml:space="preserve">Installieren Sie </w:t>
-      </w:r>
-      <w:proofErr w:type="spellStart"/>
-      <w:r>
-        <w:t>Miniconda</w:t>
-      </w:r>
-      <w:proofErr w:type="spellEnd"/>
-      <w:r>
-        <w:t xml:space="preserve"> </w:t>
+        <w:t xml:space="preserve">Installieren Sie Miniconda </w:t>
       </w:r>
       <w:r>
         <w:rPr>
           <w:b/>
         </w:rPr>
-        <w:t xml:space="preserve">„Just </w:t>
-      </w:r>
-      <w:proofErr w:type="spellStart"/>
-      <w:r>
-        <w:rPr>
-          <w:b/>
-        </w:rPr>
-        <w:t>for</w:t>
-      </w:r>
-      <w:proofErr w:type="spellEnd"/>
-      <w:r>
-        <w:rPr>
-          <w:b/>
-        </w:rPr>
-        <w:t xml:space="preserve"> </w:t>
-      </w:r>
-      <w:proofErr w:type="spellStart"/>
-      <w:r>
-        <w:rPr>
-          <w:b/>
-        </w:rPr>
-        <w:t>me</w:t>
-      </w:r>
-      <w:proofErr w:type="spellEnd"/>
-      <w:r>
-        <w:rPr>
-          <w:b/>
-        </w:rPr>
-        <w:t>"</w:t>
+        <w:t>„Just for me"</w:t>
       </w:r>
       <w:r>
         <w:t xml:space="preserve"> (kein Admin erforderlich).</w:t>
@@ -945,30 +801,14 @@
       <w:r>
         <w:t xml:space="preserve">Öffnen Sie die </w:t>
       </w:r>
-      <w:proofErr w:type="spellStart"/>
       <w:r>
         <w:rPr>
           <w:b/>
         </w:rPr>
-        <w:t>Anaconda</w:t>
-      </w:r>
-      <w:proofErr w:type="spellEnd"/>
-      <w:r>
-        <w:rPr>
-          <w:b/>
-        </w:rPr>
-        <w:t xml:space="preserve"> Prompt</w:t>
-      </w:r>
-      <w:r>
-        <w:t xml:space="preserve"> (wird mit </w:t>
-      </w:r>
-      <w:proofErr w:type="spellStart"/>
-      <w:r>
-        <w:t>Miniconda</w:t>
-      </w:r>
-      <w:proofErr w:type="spellEnd"/>
-      <w:r>
-        <w:t xml:space="preserve"> installiert).</w:t>
+        <w:t>Anaconda Prompt</w:t>
+      </w:r>
+      <w:r>
+        <w:t xml:space="preserve"> (wird mit Miniconda installiert).</w:t>
       </w:r>
     </w:p>
     <w:p>
@@ -992,84 +832,21 @@
         <w:shd w:val="clear" w:color="auto" w:fill="E1E1E1"/>
         <w:spacing w:after="283"/>
       </w:pPr>
-      <w:proofErr w:type="spellStart"/>
-      <w:r>
-        <w:t>conda</w:t>
-      </w:r>
-      <w:proofErr w:type="spellEnd"/>
-      <w:r>
-        <w:t xml:space="preserve"> </w:t>
-      </w:r>
-      <w:proofErr w:type="spellStart"/>
-      <w:r>
-        <w:t>create</w:t>
-      </w:r>
-      <w:proofErr w:type="spellEnd"/>
-      <w:r>
-        <w:t xml:space="preserve"> -n orange3 </w:t>
-      </w:r>
-      <w:proofErr w:type="spellStart"/>
-      <w:r>
-        <w:t>python</w:t>
-      </w:r>
-      <w:proofErr w:type="spellEnd"/>
-      <w:r>
-        <w:t xml:space="preserve">=3.10      </w:t>
+      <w:r>
+        <w:t xml:space="preserve">conda create -n orange3 python=3.10      </w:t>
       </w:r>
       <w:r>
         <w:br/>
-      </w:r>
-      <w:proofErr w:type="spellStart"/>
-      <w:r>
-        <w:t>conda</w:t>
-      </w:r>
-      <w:proofErr w:type="spellEnd"/>
-      <w:r>
-        <w:t xml:space="preserve"> </w:t>
-      </w:r>
-      <w:proofErr w:type="spellStart"/>
-      <w:r>
-        <w:t>activate</w:t>
-      </w:r>
-      <w:proofErr w:type="spellEnd"/>
-      <w:r>
-        <w:t xml:space="preserve"> orange3      </w:t>
+        <w:t xml:space="preserve">conda activate orange3      </w:t>
       </w:r>
       <w:r>
         <w:br/>
-      </w:r>
-      <w:proofErr w:type="spellStart"/>
-      <w:r>
-        <w:t>pip</w:t>
-      </w:r>
-      <w:proofErr w:type="spellEnd"/>
-      <w:r>
-        <w:t xml:space="preserve"> </w:t>
-      </w:r>
-      <w:proofErr w:type="spellStart"/>
-      <w:r>
-        <w:t>install</w:t>
-      </w:r>
-      <w:proofErr w:type="spellEnd"/>
-      <w:r>
-        <w:t xml:space="preserve"> orange3      </w:t>
+        <w:t xml:space="preserve">pip install orange3      </w:t>
       </w:r>
       <w:r>
         <w:br/>
-      </w:r>
-      <w:proofErr w:type="spellStart"/>
-      <w:r>
-        <w:t>python</w:t>
-      </w:r>
-      <w:proofErr w:type="spellEnd"/>
-      <w:r>
-        <w:t xml:space="preserve"> -m </w:t>
-      </w:r>
-      <w:proofErr w:type="spellStart"/>
-      <w:r>
-        <w:t>Orange.canvas</w:t>
-      </w:r>
-      <w:proofErr w:type="spellEnd"/>
+        <w:t>python -m Orange.canvas</w:t>
+      </w:r>
     </w:p>
     <w:p>
       <w:pPr>
@@ -1097,15 +874,7 @@
         <w:t>Alternative:</w:t>
       </w:r>
       <w:r>
-        <w:t xml:space="preserve"> Fragen Sie Ihre IT-Administration, ob Orange zentral über ein Software-</w:t>
-      </w:r>
-      <w:proofErr w:type="spellStart"/>
-      <w:r>
-        <w:t>Deployment</w:t>
-      </w:r>
-      <w:proofErr w:type="spellEnd"/>
-      <w:r>
-        <w:t>-System (z. B. Microsoft Intune, OPSI) ausgerollt werden kann.</w:t>
+        <w:t xml:space="preserve"> Fragen Sie Ihre IT-Administration, ob Orange zentral über ein Software-Deployment-System (z. B. Microsoft Intune, OPSI) ausgerollt werden kann.</w:t>
       </w:r>
     </w:p>
     <w:p>
@@ -1113,15 +882,7 @@
         <w:pStyle w:val="berschrift2"/>
       </w:pPr>
       <w:r>
-        <w:t>5. Empfohlene Add-</w:t>
-      </w:r>
-      <w:proofErr w:type="spellStart"/>
-      <w:r>
-        <w:t>ons</w:t>
-      </w:r>
-      <w:proofErr w:type="spellEnd"/>
-      <w:r>
-        <w:t xml:space="preserve"> installieren</w:t>
+        <w:t>5. Empfohlene Add-ons installieren</w:t>
       </w:r>
     </w:p>
     <w:p>
@@ -1135,21 +896,7 @@
         <w:rPr>
           <w:b/>
         </w:rPr>
-        <w:t>„</w:t>
-      </w:r>
-      <w:proofErr w:type="spellStart"/>
-      <w:r>
-        <w:rPr>
-          <w:b/>
-        </w:rPr>
-        <w:t>Explain</w:t>
-      </w:r>
-      <w:proofErr w:type="spellEnd"/>
-      <w:r>
-        <w:rPr>
-          <w:b/>
-        </w:rPr>
-        <w:t>"</w:t>
+        <w:t>„Explain"</w:t>
       </w:r>
       <w:r>
         <w:t xml:space="preserve"> sowie </w:t>
@@ -1205,21 +952,7 @@
         <w:rPr>
           <w:b/>
         </w:rPr>
-        <w:t>Options → Add-</w:t>
-      </w:r>
-      <w:proofErr w:type="spellStart"/>
-      <w:r>
-        <w:rPr>
-          <w:b/>
-        </w:rPr>
-        <w:t>ons</w:t>
-      </w:r>
-      <w:proofErr w:type="spellEnd"/>
-      <w:r>
-        <w:rPr>
-          <w:b/>
-        </w:rPr>
-        <w:t>…</w:t>
+        <w:t>Options → Add-ons…</w:t>
       </w:r>
     </w:p>
     <w:p>
@@ -1249,15 +982,7 @@
         </w:tabs>
       </w:pPr>
       <w:r>
-        <w:t>Folgende Add-</w:t>
-      </w:r>
-      <w:proofErr w:type="spellStart"/>
-      <w:r>
-        <w:t>ons</w:t>
-      </w:r>
-      <w:proofErr w:type="spellEnd"/>
-      <w:r>
-        <w:t xml:space="preserve"> auswählen (Häkchen setzen):</w:t>
+        <w:t>Folgende Add-ons auswählen (Häkchen setzen):</w:t>
       </w:r>
     </w:p>
     <w:p>
@@ -1281,23 +1006,7 @@
         <w:t>Educational</w:t>
       </w:r>
       <w:r>
-        <w:t xml:space="preserve"> – interaktive </w:t>
-      </w:r>
-      <w:proofErr w:type="spellStart"/>
-      <w:r>
-        <w:t>Lernwidgets</w:t>
-      </w:r>
-      <w:proofErr w:type="spellEnd"/>
-      <w:r>
-        <w:t xml:space="preserve"> (</w:t>
-      </w:r>
-      <w:proofErr w:type="spellStart"/>
-      <w:r>
-        <w:t>Perzeptron</w:t>
-      </w:r>
-      <w:proofErr w:type="spellEnd"/>
-      <w:r>
-        <w:t>-Visualisierung!)</w:t>
+        <w:t xml:space="preserve"> – interaktive Lernwidgets (Perzeptron-Visualisierung!)</w:t>
       </w:r>
     </w:p>
     <w:p>
@@ -1314,14 +1023,12 @@
       <w:r>
         <w:t xml:space="preserve">☑ </w:t>
       </w:r>
-      <w:proofErr w:type="spellStart"/>
       <w:r>
         <w:rPr>
           <w:b/>
         </w:rPr>
         <w:t>Explain</w:t>
       </w:r>
-      <w:proofErr w:type="spellEnd"/>
       <w:r>
         <w:t xml:space="preserve"> – Erklärbarkeit von Modellen (optional, aber empfehlenswert)</w:t>
       </w:r>
@@ -1381,9 +1088,18 @@
     </w:p>
     <w:p>
       <w:pPr>
+        <w:widowControl/>
+      </w:pPr>
+      <w:r>
+        <w:br w:type="page"/>
+      </w:r>
+    </w:p>
+    <w:p>
+      <w:pPr>
         <w:pStyle w:val="berschrift2"/>
       </w:pPr>
       <w:r>
+        <w:lastRenderedPageBreak/>
         <w:t>6. Mitgelieferte Datensätze finden</w:t>
       </w:r>
     </w:p>
@@ -1392,11 +1108,7 @@
         <w:pStyle w:val="Textkrper"/>
       </w:pPr>
       <w:r>
-        <w:t xml:space="preserve">Orange enthält bereits eine Reihe eingebetteter Datensätze, die ohne eigene Dateien genutzt werden </w:t>
-      </w:r>
-      <w:r>
-        <w:lastRenderedPageBreak/>
-        <w:t>können.</w:t>
+        <w:t>Orange enthält bereits eine Reihe eingebetteter Datensätze, die ohne eigene Dateien genutzt werden können.</w:t>
       </w:r>
     </w:p>
     <w:p>
@@ -1476,35 +1188,7 @@
         <w:rPr>
           <w:b/>
         </w:rPr>
-        <w:t xml:space="preserve">„Browse </w:t>
-      </w:r>
-      <w:proofErr w:type="spellStart"/>
-      <w:r>
-        <w:rPr>
-          <w:b/>
-        </w:rPr>
-        <w:t>documentation</w:t>
-      </w:r>
-      <w:proofErr w:type="spellEnd"/>
-      <w:r>
-        <w:rPr>
-          <w:b/>
-        </w:rPr>
-        <w:t xml:space="preserve"> </w:t>
-      </w:r>
-      <w:proofErr w:type="spellStart"/>
-      <w:r>
-        <w:rPr>
-          <w:b/>
-        </w:rPr>
-        <w:t>datasets</w:t>
-      </w:r>
-      <w:proofErr w:type="spellEnd"/>
-      <w:r>
-        <w:rPr>
-          <w:b/>
-        </w:rPr>
-        <w:t>"</w:t>
+        <w:t>„Browse documentation datasets"</w:t>
       </w:r>
       <w:r>
         <w:t xml:space="preserve"> – hier sind alle mitgelieferten Datensätze aufgelistet.</w:t>
@@ -1615,14 +1299,12 @@
             <w:pPr>
               <w:pStyle w:val="Tabelleninhalt"/>
             </w:pPr>
-            <w:proofErr w:type="spellStart"/>
             <w:r>
               <w:rPr>
                 <w:rFonts w:ascii="Liberation Mono" w:hAnsi="Liberation Mono"/>
               </w:rPr>
               <w:t>iris.tab</w:t>
             </w:r>
-            <w:proofErr w:type="spellEnd"/>
           </w:p>
         </w:tc>
         <w:tc>
@@ -1674,14 +1356,12 @@
             <w:pPr>
               <w:pStyle w:val="Tabelleninhalt"/>
             </w:pPr>
-            <w:proofErr w:type="spellStart"/>
             <w:r>
               <w:rPr>
                 <w:rFonts w:ascii="Liberation Mono" w:hAnsi="Liberation Mono"/>
               </w:rPr>
               <w:t>housing.tab</w:t>
             </w:r>
-            <w:proofErr w:type="spellEnd"/>
           </w:p>
         </w:tc>
         <w:tc>
@@ -1733,14 +1413,12 @@
             <w:pPr>
               <w:pStyle w:val="Tabelleninhalt"/>
             </w:pPr>
-            <w:proofErr w:type="spellStart"/>
             <w:r>
               <w:rPr>
                 <w:rFonts w:ascii="Liberation Mono" w:hAnsi="Liberation Mono"/>
               </w:rPr>
               <w:t>zoo.tab</w:t>
             </w:r>
-            <w:proofErr w:type="spellEnd"/>
           </w:p>
         </w:tc>
         <w:tc>
@@ -1792,14 +1470,12 @@
             <w:pPr>
               <w:pStyle w:val="Tabelleninhalt"/>
             </w:pPr>
-            <w:proofErr w:type="spellStart"/>
             <w:r>
               <w:rPr>
                 <w:rFonts w:ascii="Liberation Mono" w:hAnsi="Liberation Mono"/>
               </w:rPr>
               <w:t>titanic.tab</w:t>
             </w:r>
-            <w:proofErr w:type="spellEnd"/>
           </w:p>
         </w:tc>
         <w:tc>
@@ -1909,15 +1585,7 @@
         <w:t>Strg + Shift + H</w:t>
       </w:r>
       <w:r>
-        <w:t xml:space="preserve"> für „Fit </w:t>
-      </w:r>
-      <w:proofErr w:type="spellStart"/>
-      <w:r>
-        <w:t>to</w:t>
-      </w:r>
-      <w:proofErr w:type="spellEnd"/>
-      <w:r>
-        <w:t xml:space="preserve"> screen".</w:t>
+        <w:t xml:space="preserve"> für „Fit to screen".</w:t>
       </w:r>
     </w:p>
     <w:p>
@@ -1953,16 +1621,8 @@
         <w:rPr>
           <w:rFonts w:ascii="Liberation Mono" w:hAnsi="Liberation Mono"/>
         </w:rPr>
-        <w:t>.</w:t>
-      </w:r>
-      <w:proofErr w:type="spellStart"/>
-      <w:r>
-        <w:rPr>
-          <w:rFonts w:ascii="Liberation Mono" w:hAnsi="Liberation Mono"/>
-        </w:rPr>
-        <w:t>ows</w:t>
-      </w:r>
-      <w:proofErr w:type="spellEnd"/>
+        <w:t>.ows</w:t>
+      </w:r>
       <w:r>
         <w:t>-Datei (Orange Workflow). Diese Datei kann an Schülerinnen und Schüler verteilt werden.</w:t>
       </w:r>
@@ -1985,15 +1645,7 @@
         <w:t>Workflow als Vorlage:</w:t>
       </w:r>
       <w:r>
-        <w:t xml:space="preserve"> Erstellen Sie Workflows mit fehlenden Verbindungen – die </w:t>
-      </w:r>
-      <w:proofErr w:type="spellStart"/>
-      <w:r>
-        <w:t>SuS</w:t>
-      </w:r>
-      <w:proofErr w:type="spellEnd"/>
-      <w:r>
-        <w:t xml:space="preserve"> vervollständigen diese im Unterricht.</w:t>
+        <w:t xml:space="preserve"> Erstellen Sie Workflows mit fehlenden Verbindungen – die SuS vervollständigen diese im Unterricht.</w:t>
       </w:r>
     </w:p>
     <w:p>
@@ -2106,6 +1758,7 @@
             <w:r>
               <w:rPr>
                 <w:b/>
+                <w:color w:val="EE0000"/>
               </w:rPr>
               <w:t>Smart App Control unter Windows 11 ggf. deaktivieren</w:t>
             </w:r>
@@ -2126,15 +1779,7 @@
               <w:pStyle w:val="Tabelleninhalt"/>
             </w:pPr>
             <w:r>
-              <w:t>Add-</w:t>
-            </w:r>
-            <w:proofErr w:type="spellStart"/>
-            <w:r>
-              <w:t>ons</w:t>
-            </w:r>
-            <w:proofErr w:type="spellEnd"/>
-            <w:r>
-              <w:t xml:space="preserve"> lassen sich nicht installieren</w:t>
+              <w:t>Add-ons lassen sich nicht installieren</w:t>
             </w:r>
           </w:p>
         </w:tc>
@@ -2251,11 +1896,7 @@
         <w:t>digits_8x8.tab</w:t>
       </w:r>
       <w:r>
-        <w:t xml:space="preserve"> vorbereiten (für </w:t>
-      </w:r>
-      <w:r>
-        <w:lastRenderedPageBreak/>
-        <w:t>Unterrichtseinheit 2)</w:t>
+        <w:t xml:space="preserve"> vorbereiten (für Unterrichtseinheit 2)</w:t>
       </w:r>
     </w:p>
     <w:p>
@@ -2279,23 +1920,7 @@
         <w:pStyle w:val="Textkrper"/>
       </w:pPr>
       <w:r>
-        <w:t xml:space="preserve">Python mit </w:t>
-      </w:r>
-      <w:proofErr w:type="spellStart"/>
-      <w:r>
-        <w:t>scikit-learn</w:t>
-      </w:r>
-      <w:proofErr w:type="spellEnd"/>
-      <w:r>
-        <w:t xml:space="preserve"> muss auf dem Rechner verfügbar sein. Bei einer bestehenden Orange-Installation ist Python bereits vorhanden. </w:t>
-      </w:r>
-      <w:proofErr w:type="spellStart"/>
-      <w:r>
-        <w:t>scikit-learn</w:t>
-      </w:r>
-      <w:proofErr w:type="spellEnd"/>
-      <w:r>
-        <w:t xml:space="preserve"> ist ebenfalls Teil der Orange-Umgebung.</w:t>
+        <w:t>Python mit scikit-learn muss auf dem Rechner verfügbar sein. Bei einer bestehenden Orange-Installation ist Python bereits vorhanden. scikit-learn ist ebenfalls Teil der Orange-Umgebung.</w:t>
       </w:r>
     </w:p>
     <w:p>
@@ -2327,15 +1952,7 @@
         <w:t>Eingabeaufforderung</w:t>
       </w:r>
       <w:r>
-        <w:t xml:space="preserve"> (</w:t>
-      </w:r>
-      <w:proofErr w:type="spellStart"/>
-      <w:r>
-        <w:t>cmd</w:t>
-      </w:r>
-      <w:proofErr w:type="spellEnd"/>
-      <w:r>
-        <w:t xml:space="preserve">) oder </w:t>
+        <w:t xml:space="preserve"> (cmd) oder </w:t>
       </w:r>
       <w:r>
         <w:rPr>
@@ -2404,485 +2021,79 @@
         <w:shd w:val="clear" w:color="auto" w:fill="E1E1E1"/>
         <w:spacing w:after="283"/>
       </w:pPr>
-      <w:proofErr w:type="spellStart"/>
-      <w:r>
-        <w:t>from</w:t>
-      </w:r>
-      <w:proofErr w:type="spellEnd"/>
-      <w:r>
-        <w:t xml:space="preserve"> </w:t>
-      </w:r>
-      <w:proofErr w:type="spellStart"/>
-      <w:r>
-        <w:t>sklearn.datasets</w:t>
-      </w:r>
-      <w:proofErr w:type="spellEnd"/>
-      <w:r>
-        <w:t xml:space="preserve"> </w:t>
-      </w:r>
-      <w:proofErr w:type="spellStart"/>
-      <w:r>
-        <w:t>import</w:t>
-      </w:r>
-      <w:proofErr w:type="spellEnd"/>
-      <w:r>
-        <w:t xml:space="preserve"> </w:t>
-      </w:r>
-      <w:proofErr w:type="spellStart"/>
-      <w:r>
-        <w:t>load_digits</w:t>
-      </w:r>
-      <w:proofErr w:type="spellEnd"/>
+      <w:r>
+        <w:t>from sklearn.datasets import load_digits</w:t>
+      </w:r>
       <w:r>
         <w:br/>
-      </w:r>
-      <w:proofErr w:type="spellStart"/>
-      <w:r>
-        <w:t>import</w:t>
-      </w:r>
-      <w:proofErr w:type="spellEnd"/>
-      <w:r>
-        <w:t xml:space="preserve"> </w:t>
-      </w:r>
-      <w:proofErr w:type="spellStart"/>
-      <w:r>
-        <w:t>pandas</w:t>
-      </w:r>
-      <w:proofErr w:type="spellEnd"/>
-      <w:r>
-        <w:t xml:space="preserve"> </w:t>
-      </w:r>
-      <w:proofErr w:type="spellStart"/>
-      <w:r>
-        <w:t>as</w:t>
-      </w:r>
-      <w:proofErr w:type="spellEnd"/>
-      <w:r>
-        <w:t xml:space="preserve"> </w:t>
-      </w:r>
-      <w:proofErr w:type="spellStart"/>
-      <w:r>
-        <w:t>pd</w:t>
-      </w:r>
-      <w:proofErr w:type="spellEnd"/>
+        <w:t>import pandas as pd</w:t>
+      </w:r>
       <w:r>
         <w:br/>
       </w:r>
       <w:r>
         <w:br/>
-      </w:r>
-      <w:proofErr w:type="spellStart"/>
-      <w:r>
-        <w:t>digits</w:t>
-      </w:r>
-      <w:proofErr w:type="spellEnd"/>
-      <w:r>
-        <w:t xml:space="preserve"> = </w:t>
-      </w:r>
-      <w:proofErr w:type="spellStart"/>
-      <w:r>
-        <w:t>load_digits</w:t>
-      </w:r>
-      <w:proofErr w:type="spellEnd"/>
-      <w:r>
-        <w:t>()</w:t>
+        <w:t>digits = load_digits()</w:t>
       </w:r>
       <w:r>
         <w:br/>
       </w:r>
       <w:r>
         <w:br/>
-      </w:r>
-      <w:proofErr w:type="spellStart"/>
-      <w:r>
-        <w:t>col_names</w:t>
-      </w:r>
-      <w:proofErr w:type="spellEnd"/>
-      <w:r>
-        <w:t xml:space="preserve"> = [</w:t>
-      </w:r>
-      <w:proofErr w:type="spellStart"/>
-      <w:r>
-        <w:t>f"pixel</w:t>
-      </w:r>
-      <w:proofErr w:type="spellEnd"/>
-      <w:r>
-        <w:t xml:space="preserve">_{i}" </w:t>
-      </w:r>
-      <w:proofErr w:type="spellStart"/>
-      <w:r>
-        <w:t>for</w:t>
-      </w:r>
-      <w:proofErr w:type="spellEnd"/>
-      <w:r>
-        <w:t xml:space="preserve"> i in </w:t>
-      </w:r>
-      <w:proofErr w:type="spellStart"/>
-      <w:r>
-        <w:t>range</w:t>
-      </w:r>
-      <w:proofErr w:type="spellEnd"/>
-      <w:r>
-        <w:t>(64)] + ["</w:t>
-      </w:r>
-      <w:proofErr w:type="spellStart"/>
-      <w:r>
-        <w:t>digit</w:t>
-      </w:r>
-      <w:proofErr w:type="spellEnd"/>
-      <w:r>
-        <w:t>"]</w:t>
+        <w:t>col_names = [f"pixel_{i}" for i in range(64)] + ["digit"]</w:t>
       </w:r>
       <w:r>
         <w:br/>
-      </w:r>
-      <w:proofErr w:type="spellStart"/>
-      <w:r>
-        <w:t>types</w:t>
-      </w:r>
-      <w:proofErr w:type="spellEnd"/>
-      <w:r>
-        <w:t xml:space="preserve">     = ["</w:t>
-      </w:r>
-      <w:proofErr w:type="spellStart"/>
-      <w:r>
-        <w:t>continuous</w:t>
-      </w:r>
-      <w:proofErr w:type="spellEnd"/>
-      <w:r>
-        <w:t>"] * 64 + ["</w:t>
-      </w:r>
-      <w:proofErr w:type="spellStart"/>
-      <w:r>
-        <w:t>discrete</w:t>
-      </w:r>
-      <w:proofErr w:type="spellEnd"/>
-      <w:r>
-        <w:t>"]</w:t>
+        <w:t>types     = ["continuous"] * 64 + ["discrete"]</w:t>
       </w:r>
       <w:r>
         <w:br/>
-      </w:r>
-      <w:proofErr w:type="spellStart"/>
-      <w:r>
-        <w:t>roles</w:t>
-      </w:r>
-      <w:proofErr w:type="spellEnd"/>
-      <w:r>
-        <w:t xml:space="preserve">     = ["feature"]    * 64 + ["</w:t>
-      </w:r>
-      <w:proofErr w:type="spellStart"/>
-      <w:r>
-        <w:t>class</w:t>
-      </w:r>
-      <w:proofErr w:type="spellEnd"/>
-      <w:r>
-        <w:t>"]</w:t>
+        <w:t>roles     = ["feature"]    * 64 + ["class"]</w:t>
       </w:r>
       <w:r>
         <w:br/>
       </w:r>
       <w:r>
         <w:br/>
-      </w:r>
-      <w:proofErr w:type="spellStart"/>
-      <w:r>
-        <w:t>df</w:t>
-      </w:r>
-      <w:proofErr w:type="spellEnd"/>
-      <w:r>
-        <w:t xml:space="preserve"> = </w:t>
-      </w:r>
-      <w:proofErr w:type="spellStart"/>
-      <w:r>
-        <w:t>pd.DataFrame</w:t>
-      </w:r>
-      <w:proofErr w:type="spellEnd"/>
-      <w:r>
-        <w:t>(</w:t>
-      </w:r>
-      <w:proofErr w:type="spellStart"/>
-      <w:r>
-        <w:t>digits.data</w:t>
-      </w:r>
-      <w:proofErr w:type="spellEnd"/>
-      <w:r>
-        <w:t xml:space="preserve">, </w:t>
-      </w:r>
-      <w:proofErr w:type="spellStart"/>
-      <w:r>
-        <w:t>columns</w:t>
-      </w:r>
-      <w:proofErr w:type="spellEnd"/>
-      <w:r>
-        <w:t>=</w:t>
-      </w:r>
-      <w:proofErr w:type="spellStart"/>
-      <w:r>
-        <w:t>col_names</w:t>
-      </w:r>
-      <w:proofErr w:type="spellEnd"/>
-      <w:r>
-        <w:t>[:64])</w:t>
+        <w:t>df = pd.DataFrame(digits.data, columns=col_names[:64])</w:t>
       </w:r>
       <w:r>
         <w:br/>
-      </w:r>
-      <w:proofErr w:type="spellStart"/>
-      <w:r>
-        <w:t>df</w:t>
-      </w:r>
-      <w:proofErr w:type="spellEnd"/>
-      <w:r>
-        <w:t>["</w:t>
-      </w:r>
-      <w:proofErr w:type="spellStart"/>
-      <w:r>
-        <w:t>digit</w:t>
-      </w:r>
-      <w:proofErr w:type="spellEnd"/>
-      <w:r>
-        <w:t xml:space="preserve">"] = </w:t>
-      </w:r>
-      <w:proofErr w:type="spellStart"/>
-      <w:r>
-        <w:t>digits.target.astype</w:t>
-      </w:r>
-      <w:proofErr w:type="spellEnd"/>
-      <w:r>
-        <w:t>(</w:t>
-      </w:r>
-      <w:proofErr w:type="spellStart"/>
-      <w:r>
-        <w:t>str</w:t>
-      </w:r>
-      <w:proofErr w:type="spellEnd"/>
-      <w:r>
-        <w:t>)</w:t>
+        <w:t>df["digit"] = digits.target.astype(str)</w:t>
       </w:r>
       <w:r>
         <w:br/>
       </w:r>
       <w:r>
         <w:br/>
-        <w:t># Orange .</w:t>
-      </w:r>
-      <w:proofErr w:type="spellStart"/>
-      <w:r>
-        <w:t>tab</w:t>
-      </w:r>
-      <w:proofErr w:type="spellEnd"/>
-      <w:r>
-        <w:t>-Format: drei Kopfzeilen (Name / Typ / Rolle)</w:t>
+        <w:t># Orange .tab-Format: drei Kopfzeilen (Name / Typ / Rolle)</w:t>
       </w:r>
       <w:r>
         <w:br/>
-      </w:r>
-      <w:proofErr w:type="spellStart"/>
-      <w:r>
-        <w:t>with</w:t>
-      </w:r>
-      <w:proofErr w:type="spellEnd"/>
-      <w:r>
-        <w:t xml:space="preserve"> open("digits_8x8.tab", "w", </w:t>
-      </w:r>
-      <w:proofErr w:type="spellStart"/>
-      <w:r>
-        <w:t>encoding</w:t>
-      </w:r>
-      <w:proofErr w:type="spellEnd"/>
-      <w:r>
-        <w:t xml:space="preserve">="utf-8") </w:t>
-      </w:r>
-      <w:proofErr w:type="spellStart"/>
-      <w:r>
-        <w:t>as</w:t>
-      </w:r>
-      <w:proofErr w:type="spellEnd"/>
-      <w:r>
-        <w:t xml:space="preserve"> f:</w:t>
+        <w:t>with open("digits_8x8.tab", "w", encoding="utf-8") as f:</w:t>
       </w:r>
       <w:r>
         <w:br/>
-        <w:t xml:space="preserve">    </w:t>
-      </w:r>
-      <w:proofErr w:type="spellStart"/>
-      <w:r>
-        <w:t>f.write</w:t>
-      </w:r>
-      <w:proofErr w:type="spellEnd"/>
-      <w:r>
-        <w:t>("\t".</w:t>
-      </w:r>
-      <w:proofErr w:type="spellStart"/>
-      <w:r>
-        <w:t>join</w:t>
-      </w:r>
-      <w:proofErr w:type="spellEnd"/>
-      <w:r>
-        <w:t>(</w:t>
-      </w:r>
-      <w:proofErr w:type="spellStart"/>
-      <w:r>
-        <w:t>col_names</w:t>
-      </w:r>
-      <w:proofErr w:type="spellEnd"/>
-      <w:r>
-        <w:t>) + "\n")</w:t>
+        <w:t xml:space="preserve">    f.write("\t".join(col_names) + "\n")</w:t>
       </w:r>
       <w:r>
         <w:br/>
-        <w:t xml:space="preserve">    </w:t>
-      </w:r>
-      <w:proofErr w:type="spellStart"/>
-      <w:r>
-        <w:t>f.write</w:t>
-      </w:r>
-      <w:proofErr w:type="spellEnd"/>
-      <w:r>
-        <w:t>("\t".</w:t>
-      </w:r>
-      <w:proofErr w:type="spellStart"/>
-      <w:r>
-        <w:t>join</w:t>
-      </w:r>
-      <w:proofErr w:type="spellEnd"/>
-      <w:r>
-        <w:t>(</w:t>
-      </w:r>
-      <w:proofErr w:type="spellStart"/>
-      <w:r>
-        <w:t>types</w:t>
-      </w:r>
-      <w:proofErr w:type="spellEnd"/>
-      <w:r>
-        <w:t>)     + "\n")</w:t>
+        <w:t xml:space="preserve">    f.write("\t".join(types)     + "\n")</w:t>
       </w:r>
       <w:r>
         <w:br/>
-        <w:t xml:space="preserve">    </w:t>
-      </w:r>
-      <w:proofErr w:type="spellStart"/>
-      <w:r>
-        <w:t>f.write</w:t>
-      </w:r>
-      <w:proofErr w:type="spellEnd"/>
-      <w:r>
-        <w:t>("\t".</w:t>
-      </w:r>
-      <w:proofErr w:type="spellStart"/>
-      <w:r>
-        <w:t>join</w:t>
-      </w:r>
-      <w:proofErr w:type="spellEnd"/>
-      <w:r>
-        <w:t>(</w:t>
-      </w:r>
-      <w:proofErr w:type="spellStart"/>
-      <w:r>
-        <w:t>roles</w:t>
-      </w:r>
-      <w:proofErr w:type="spellEnd"/>
-      <w:r>
-        <w:t>)     + "\n")</w:t>
+        <w:t xml:space="preserve">    f.write("\t".join(roles)     + "\n")</w:t>
       </w:r>
       <w:r>
         <w:br/>
-        <w:t xml:space="preserve">    </w:t>
-      </w:r>
-      <w:proofErr w:type="spellStart"/>
-      <w:r>
-        <w:t>df.to_csv</w:t>
-      </w:r>
-      <w:proofErr w:type="spellEnd"/>
-      <w:r>
-        <w:t xml:space="preserve">(f, </w:t>
-      </w:r>
-      <w:proofErr w:type="spellStart"/>
-      <w:r>
-        <w:t>sep</w:t>
-      </w:r>
-      <w:proofErr w:type="spellEnd"/>
-      <w:r>
-        <w:t xml:space="preserve">="\t", </w:t>
-      </w:r>
-      <w:proofErr w:type="spellStart"/>
-      <w:r>
-        <w:t>index</w:t>
-      </w:r>
-      <w:proofErr w:type="spellEnd"/>
-      <w:r>
-        <w:t>=</w:t>
-      </w:r>
-      <w:proofErr w:type="spellStart"/>
-      <w:r>
-        <w:t>False</w:t>
-      </w:r>
-      <w:proofErr w:type="spellEnd"/>
-      <w:r>
-        <w:t xml:space="preserve">, </w:t>
-      </w:r>
-      <w:proofErr w:type="spellStart"/>
-      <w:r>
-        <w:t>header</w:t>
-      </w:r>
-      <w:proofErr w:type="spellEnd"/>
-      <w:r>
-        <w:t>=</w:t>
-      </w:r>
-      <w:proofErr w:type="spellStart"/>
-      <w:r>
-        <w:t>False</w:t>
-      </w:r>
-      <w:proofErr w:type="spellEnd"/>
-      <w:r>
-        <w:t>)</w:t>
+        <w:t xml:space="preserve">    df.to_csv(f, sep="\t", index=False, header=False)</w:t>
       </w:r>
       <w:r>
         <w:br/>
       </w:r>
       <w:r>
         <w:br/>
-      </w:r>
-      <w:proofErr w:type="spellStart"/>
-      <w:r>
-        <w:t>print</w:t>
-      </w:r>
-      <w:proofErr w:type="spellEnd"/>
-      <w:r>
-        <w:t>(</w:t>
-      </w:r>
-      <w:proofErr w:type="spellStart"/>
-      <w:r>
-        <w:t>f"Fertig</w:t>
-      </w:r>
-      <w:proofErr w:type="spellEnd"/>
-      <w:r>
-        <w:t>: {</w:t>
-      </w:r>
-      <w:proofErr w:type="spellStart"/>
-      <w:r>
-        <w:t>len</w:t>
-      </w:r>
-      <w:proofErr w:type="spellEnd"/>
-      <w:r>
-        <w:t>(</w:t>
-      </w:r>
-      <w:proofErr w:type="spellStart"/>
-      <w:r>
-        <w:t>df</w:t>
-      </w:r>
-      <w:proofErr w:type="spellEnd"/>
-      <w:r>
-        <w:t xml:space="preserve">)} Instanzen, Ziel: </w:t>
-      </w:r>
-      <w:proofErr w:type="spellStart"/>
-      <w:r>
-        <w:t>digit</w:t>
-      </w:r>
-      <w:proofErr w:type="spellEnd"/>
-      <w:r>
-        <w:t>")</w:t>
+        <w:t>print(f"Fertig: {len(df)} Instanzen, Ziel: digit")</w:t>
       </w:r>
     </w:p>
     <w:p>
@@ -2935,15 +2146,7 @@
         <w:t>digits_8x8.tab</w:t>
       </w:r>
       <w:r>
-        <w:t xml:space="preserve"> an die </w:t>
-      </w:r>
-      <w:proofErr w:type="spellStart"/>
-      <w:r>
-        <w:t>SuS</w:t>
-      </w:r>
-      <w:proofErr w:type="spellEnd"/>
-      <w:r>
-        <w:t>, z. B. über:</w:t>
+        <w:t xml:space="preserve"> an die SuS, z. B. über:</w:t>
       </w:r>
     </w:p>
     <w:p>
@@ -2972,13 +2175,8 @@
           <w:tab w:val="left" w:pos="709"/>
         </w:tabs>
       </w:pPr>
-      <w:proofErr w:type="spellStart"/>
-      <w:r>
-        <w:t>Moodle</w:t>
-      </w:r>
-      <w:proofErr w:type="spellEnd"/>
-      <w:r>
-        <w:t>-Kurs (als Dateidownload)</w:t>
+      <w:r>
+        <w:t>Moodle-Kurs (als Dateidownload)</w:t>
       </w:r>
     </w:p>
     <w:p>
@@ -3001,15 +2199,7 @@
         <w:pStyle w:val="Textkrper"/>
       </w:pPr>
       <w:r>
-        <w:t xml:space="preserve">Die </w:t>
-      </w:r>
-      <w:proofErr w:type="spellStart"/>
-      <w:r>
-        <w:t>SuS</w:t>
-      </w:r>
-      <w:proofErr w:type="spellEnd"/>
-      <w:r>
-        <w:t xml:space="preserve"> laden die Datei in Orange über das </w:t>
+        <w:t xml:space="preserve">Die SuS laden die Datei in Orange über das </w:t>
       </w:r>
       <w:r>
         <w:rPr>
@@ -3018,33 +2208,27 @@
         <w:t>File-Widget</w:t>
       </w:r>
       <w:r>
-        <w:t xml:space="preserve"> → Ordner-Symbol → Datei auswählen. Orange erkennt das </w:t>
+        <w:t xml:space="preserve"> → Ordner-Symbol → Datei auswählen. </w:t>
+      </w:r>
+      <w:r>
+        <w:lastRenderedPageBreak/>
+        <w:t xml:space="preserve">Orange erkennt das </w:t>
       </w:r>
       <w:r>
         <w:rPr>
           <w:rFonts w:ascii="Liberation Mono" w:hAnsi="Liberation Mono"/>
         </w:rPr>
-        <w:t>.</w:t>
-      </w:r>
-      <w:proofErr w:type="spellStart"/>
+        <w:t>.tab</w:t>
+      </w:r>
+      <w:r>
+        <w:t xml:space="preserve">-Format direkt; die Zielspalte </w:t>
+      </w:r>
       <w:r>
         <w:rPr>
           <w:rFonts w:ascii="Liberation Mono" w:hAnsi="Liberation Mono"/>
         </w:rPr>
-        <w:t>tab</w:t>
-      </w:r>
-      <w:proofErr w:type="spellEnd"/>
-      <w:r>
-        <w:t xml:space="preserve">-Format direkt; die Zielspalte </w:t>
-      </w:r>
-      <w:proofErr w:type="spellStart"/>
-      <w:r>
-        <w:rPr>
-          <w:rFonts w:ascii="Liberation Mono" w:hAnsi="Liberation Mono"/>
-        </w:rPr>
         <w:t>digit</w:t>
       </w:r>
-      <w:proofErr w:type="spellEnd"/>
       <w:r>
         <w:t xml:space="preserve"> wird automatisch als kategorische Variable erkannt.</w:t>
       </w:r>
@@ -3093,7 +2277,6 @@
         <w:rPr>
           <w:b/>
         </w:rPr>
-        <w:lastRenderedPageBreak/>
         <w:t>YouTube-Kanal (Orange Data Mining):</w:t>
       </w:r>
       <w:r>
